--- a/templates/Relatorio_de_Testes_Atlante.docx
+++ b/templates/Relatorio_de_Testes_Atlante.docx
@@ -2669,6 +2669,76 @@
                 <w:sz w:val="20"/>
               </w:rPr>
               <w:t xml:space="preserve">[%]</w:t>
+            </w:r>
+          </w:p>
+        </w:tc>
+        <w:tc>
+          <w:tcPr>
+            <w:tcW w:type="dxa" w:w="1820"/>
+            <w:vAlign w:val="center"/>
+          </w:tcPr>
+          <w:p>
+            <w:pPr>
+              <w:spacing w:before="0" w:after="0" w:line="240" w:lineRule="auto"/>
+            </w:pPr>
+            <w:r>
+              <w:rPr>
+                <w:sz w:val="20"/>
+              </w:rPr>
+              <w:t xml:space="preserve">[Atendido]</w:t>
+            </w:r>
+          </w:p>
+        </w:tc>
+      </w:tr>
+      <w:tr>
+        <w:tc>
+          <w:tcPr>
+            <w:tcW w:type="dxa" w:w="3600"/>
+            <w:vAlign w:val="center"/>
+          </w:tcPr>
+          <w:p>
+            <w:pPr>
+              <w:spacing w:before="0" w:after="0" w:line="240" w:lineRule="auto"/>
+            </w:pPr>
+            <w:r>
+              <w:rPr>
+                <w:sz w:val="20"/>
+              </w:rPr>
+              <w:t xml:space="preserve">Falhas sem defeito registrado</w:t>
+            </w:r>
+          </w:p>
+        </w:tc>
+        <w:tc>
+          <w:tcPr>
+            <w:tcW w:type="dxa" w:w="1800"/>
+            <w:vAlign w:val="center"/>
+          </w:tcPr>
+          <w:p>
+            <w:pPr>
+              <w:spacing w:before="0" w:after="0" w:line="240" w:lineRule="auto"/>
+            </w:pPr>
+            <w:r>
+              <w:rPr>
+                <w:sz w:val="20"/>
+              </w:rPr>
+              <w:t xml:space="preserve">0</w:t>
+            </w:r>
+          </w:p>
+        </w:tc>
+        <w:tc>
+          <w:tcPr>
+            <w:tcW w:type="dxa" w:w="1800"/>
+            <w:vAlign w:val="center"/>
+          </w:tcPr>
+          <w:p>
+            <w:pPr>
+              <w:spacing w:before="0" w:after="0" w:line="240" w:lineRule="auto"/>
+            </w:pPr>
+            <w:r>
+              <w:rPr>
+                <w:sz w:val="20"/>
+              </w:rPr>
+              <w:t xml:space="preserve">[N]</w:t>
             </w:r>
           </w:p>
         </w:tc>
